--- a/job-search/resumes/12_General_Dynamics_Senior_Strategic_Business_Analyst_Cloud_Expert.docx
+++ b/job-search/resumes/12_General_Dynamics_Senior_Strategic_Business_Analyst_Cloud_Expert.docx
@@ -56,7 +56,7 @@
     </w:p>
     <w:p>
       <w:pPr>
-        <w:spacing w:after="60" w:before="160" w:line="240" w:lineRule="auto"/>
+        <w:spacing w:after="60" w:before="140" w:line="240" w:lineRule="auto"/>
         <w:pBdr>
           <w:bottom w:val="single" w:sz="6" w:space="2" w:color="BFBFBF"/>
         </w:pBdr>
@@ -84,12 +84,12 @@
           <w:i w:val="0"/>
           <w:sz w:val="20"/>
         </w:rPr>
-        <w:t>Business analyst with 6+ years acting as the bridge between business partners and technical teams, translating business need into requirements that survive design, build, test and release. Writes user stories and acceptance criteria, authors test cases, partners with QA through defect triage, and drives UAT and business acceptance to formal sign-off. Comfortable across SAP, SQL Server, Snowflake and Informatica, performing impact and scope analysis over integrated systems before build. Python and SQL pipelines released through CI/CD practices, plus Informatica ETL standards that make data flows consistent and auditable. M.S. Information Systems; B.E. Industrial Engineering.</w:t>
+        <w:t>Business analyst with 6+ years acting as the bridge between business partners and technical teams, translating business need into requirements that hold through design, build, testing and release. Writes user stories and acceptance criteria, authors test cases, partners with QA through defect triage, and drives UAT and business acceptance to formal sign-off. Python and SQL pipelines released through CI/CD practices, plus Informatica ETL standards that keep data flows consistent and auditable. Managed 1,000+ pharmaceutical SKUs across East and West Africa and drove a $50M logistics cost reduction through cost-benefit and root cause analysis.</w:t>
       </w:r>
     </w:p>
     <w:p>
       <w:pPr>
-        <w:spacing w:after="60" w:before="160" w:line="240" w:lineRule="auto"/>
+        <w:spacing w:after="60" w:before="140" w:line="240" w:lineRule="auto"/>
         <w:pBdr>
           <w:bottom w:val="single" w:sz="6" w:space="2" w:color="BFBFBF"/>
         </w:pBdr>
@@ -117,12 +117,12 @@
           <w:i w:val="0"/>
           <w:sz w:val="19"/>
         </w:rPr>
-        <w:t>Requirements Elicitation &amp; Documentation  ·  User Stories &amp; Acceptance Criteria  ·  UAT &amp; Business Acceptance Testing  ·  Test Case Authoring &amp; QA Partnership  ·  Current/Future-State Process Analysis  ·  Requirements Traceability  ·  Systems &amp; Integration Impact Analysis  ·  ERP (SAP) Implementation Support  ·  Solution Documentation  ·  ETL Pipeline Development  ·  Cloud Platforms &amp; CI/CD  ·  Data Modeling &amp; Database Design</w:t>
+        <w:t>cloud platforms (AWS/Azure/GCP)  ·  functional requirements  ·  stakeholder management  ·  Agile  ·  SQL (advanced)  ·  solution documentation  ·  data validation  ·  process &amp; reporting automation  ·  system &amp; data integration  ·  platform migration  ·  JIRA  ·  PowerPoint &amp; executive presentation  ·  mentoring &amp; knowledge transfer  ·  healthcare data</w:t>
       </w:r>
     </w:p>
     <w:p>
       <w:pPr>
-        <w:spacing w:after="60" w:before="160" w:line="240" w:lineRule="auto"/>
+        <w:spacing w:after="60" w:before="140" w:line="240" w:lineRule="auto"/>
         <w:pBdr>
           <w:bottom w:val="single" w:sz="6" w:space="2" w:color="BFBFBF"/>
         </w:pBdr>
@@ -149,14 +149,14 @@
           <w:b/>
           <w:sz w:val="20"/>
         </w:rPr>
-        <w:t xml:space="preserve">Business Analysis: </w:t>
+        <w:t xml:space="preserve">Data Engineering: </w:t>
       </w:r>
       <w:r>
         <w:rPr>
           <w:rFonts w:ascii="Calibri" w:hAnsi="Calibri"/>
           <w:sz w:val="20"/>
         </w:rPr>
-        <w:t>Requirements elicitation, functional &amp; non-functional specs, user stories, acceptance criteria, process flows (Visio), current/future-state and gap analysis</w:t>
+        <w:t>cloud platforms (AWS/Azure/GCP), process &amp; reporting automation, system &amp; data integration, platform migration, ETL pipeline development, Informatica, data modeling</w:t>
       </w:r>
     </w:p>
     <w:p>
@@ -176,7 +176,7 @@
           <w:rFonts w:ascii="Calibri" w:hAnsi="Calibri"/>
           <w:sz w:val="20"/>
         </w:rPr>
-        <w:t>Agile/Scrum, SAFe, Waterfall, hybrid delivery, JIRA, Confluence, Smartsheet, Lean, root cause analysis</w:t>
+        <w:t>stakeholder management, Agile, JIRA, PowerPoint &amp; executive presentation, mentoring &amp; knowledge transfer, Agile/Scrum, Waterfall, Confluence</w:t>
       </w:r>
     </w:p>
     <w:p>
@@ -189,14 +189,14 @@
           <w:b/>
           <w:sz w:val="20"/>
         </w:rPr>
-        <w:t xml:space="preserve">Analytics &amp; Querying: </w:t>
+        <w:t xml:space="preserve">Business Analysis: </w:t>
       </w:r>
       <w:r>
         <w:rPr>
           <w:rFonts w:ascii="Calibri" w:hAnsi="Calibri"/>
           <w:sz w:val="20"/>
         </w:rPr>
-        <w:t>SQL (advanced), Python (Pandas, NumPy, Scikit-learn), Excel (advanced), SAS, VBA, PowerShell</w:t>
+        <w:t>functional requirements, solution documentation</w:t>
       </w:r>
     </w:p>
     <w:p>
@@ -209,14 +209,14 @@
           <w:b/>
           <w:sz w:val="20"/>
         </w:rPr>
-        <w:t xml:space="preserve">Data Engineering: </w:t>
+        <w:t xml:space="preserve">Domain Expertise: </w:t>
       </w:r>
       <w:r>
         <w:rPr>
           <w:rFonts w:ascii="Calibri" w:hAnsi="Calibri"/>
           <w:sz w:val="20"/>
         </w:rPr>
-        <w:t>ETL pipeline development, Informatica, large-dataset cleaning &amp; processing, data modeling, database design, system integration</w:t>
+        <w:t>healthcare data, financial reporting</w:t>
       </w:r>
     </w:p>
     <w:p>
@@ -229,14 +229,14 @@
           <w:b/>
           <w:sz w:val="20"/>
         </w:rPr>
-        <w:t xml:space="preserve">Cloud &amp; Delivery: </w:t>
+        <w:t xml:space="preserve">Languages &amp; Querying: </w:t>
       </w:r>
       <w:r>
         <w:rPr>
           <w:rFonts w:ascii="Calibri" w:hAnsi="Calibri"/>
           <w:sz w:val="20"/>
         </w:rPr>
-        <w:t>Cloud platforms (AWS/Azure/GCP), CI/CD pipelines, Snowflake, SQL Server</w:t>
+        <w:t>SQL (advanced), Python (Pandas, NumPy, Scikit-learn), Excel (advanced), VBA</w:t>
       </w:r>
     </w:p>
     <w:p>
@@ -256,12 +256,32 @@
           <w:rFonts w:ascii="Calibri" w:hAnsi="Calibri"/>
           <w:sz w:val="20"/>
         </w:rPr>
-        <w:t>Test scenarios &amp; test cases, test data preparation, QA partnership, defect triage, UAT and business acceptance</w:t>
+        <w:t>data validation</w:t>
       </w:r>
     </w:p>
     <w:p>
       <w:pPr>
-        <w:spacing w:after="60" w:before="160" w:line="240" w:lineRule="auto"/>
+        <w:spacing w:after="20" w:before="0" w:line="240" w:lineRule="auto"/>
+      </w:pPr>
+      <w:r>
+        <w:rPr>
+          <w:rFonts w:ascii="Calibri" w:hAnsi="Calibri"/>
+          <w:b/>
+          <w:sz w:val="20"/>
+        </w:rPr>
+        <w:t xml:space="preserve">BI &amp; Visualization: </w:t>
+      </w:r>
+      <w:r>
+        <w:rPr>
+          <w:rFonts w:ascii="Calibri" w:hAnsi="Calibri"/>
+          <w:sz w:val="20"/>
+        </w:rPr>
+        <w:t>Power BI (DAX, Power Query), Tableau, SSRS, dashboards, KPI design &amp; monitoring</w:t>
+      </w:r>
+    </w:p>
+    <w:p>
+      <w:pPr>
+        <w:spacing w:after="60" w:before="140" w:line="240" w:lineRule="auto"/>
         <w:pBdr>
           <w:bottom w:val="single" w:sz="6" w:space="2" w:color="BFBFBF"/>
         </w:pBdr>
@@ -317,7 +337,7 @@
           <w:rFonts w:ascii="Calibri" w:hAnsi="Calibri"/>
           <w:sz w:val="20"/>
         </w:rPr>
-        <w:t>Elicit business, functional and non-functional requirements from non-technical stakeholders and translate them into documented specifications, user stories and acceptance criteria.</w:t>
+        <w:t>Build and automate Python and SQL data pipelines and reporting applications released through CI/CD practices on cloud infrastructure.</w:t>
       </w:r>
     </w:p>
     <w:p>
@@ -331,7 +351,7 @@
           <w:rFonts w:ascii="Calibri" w:hAnsi="Calibri"/>
           <w:sz w:val="20"/>
         </w:rPr>
-        <w:t>Analyze current- and future-state business processes to identify gaps, dependencies and improvement opportunities ahead of build.</w:t>
+        <w:t>Elicit business, functional and non-functional requirements from non-technical stakeholders and translate them into documented specifications, user stories and acceptance criteria.</w:t>
       </w:r>
     </w:p>
     <w:p>
@@ -359,7 +379,7 @@
           <w:rFonts w:ascii="Calibri" w:hAnsi="Calibri"/>
           <w:sz w:val="20"/>
         </w:rPr>
-        <w:t>Build and automate Python and SQL data pipelines and reporting applications released through CI/CD practices on cloud infrastructure.</w:t>
+        <w:t>Developed SQL and Python analyses across large-scale sales datasets to surface demand-supply imbalances, improving forecast accuracy 25% and informing inventory and capacity decisions.</w:t>
       </w:r>
     </w:p>
     <w:p>
@@ -373,21 +393,7 @@
           <w:rFonts w:ascii="Calibri" w:hAnsi="Calibri"/>
           <w:sz w:val="20"/>
         </w:rPr>
-        <w:t>Track analytics and delivery work in JIRA and document standards, templates and procedures in Confluence, maintaining backlog visibility, ownership and dependency tracking.</w:t>
-      </w:r>
-    </w:p>
-    <w:p>
-      <w:pPr>
-        <w:pStyle w:val="ListBullet"/>
-        <w:spacing w:after="40" w:before="0" w:line="240" w:lineRule="auto"/>
-        <w:ind w:left="259" w:hanging="187"/>
-      </w:pPr>
-      <w:r>
-        <w:rPr>
-          <w:rFonts w:ascii="Calibri" w:hAnsi="Calibri"/>
-          <w:sz w:val="20"/>
-        </w:rPr>
-        <w:t>Built analytical models for the transportation function that exposed critical deficiencies in the bidding process, delivering recommendations worth $10M in annual cost savings.</w:t>
+        <w:t>Engineered and deployed interactive Power BI dashboards integrating disparate enterprise data sources, cutting reporting time 30% and generating $20,000 in annual savings.</w:t>
       </w:r>
     </w:p>
     <w:p>
@@ -416,6 +422,20 @@
           <w:sz w:val="20"/>
         </w:rPr>
         <w:t>Author test scenarios and detailed test cases aligned to documented requirements, partner with QA through execution and defect triage, and support business acceptance sign-off.</w:t>
+      </w:r>
+    </w:p>
+    <w:p>
+      <w:pPr>
+        <w:pStyle w:val="ListBullet"/>
+        <w:spacing w:after="40" w:before="0" w:line="240" w:lineRule="auto"/>
+        <w:ind w:left="259" w:hanging="187"/>
+      </w:pPr>
+      <w:r>
+        <w:rPr>
+          <w:rFonts w:ascii="Calibri" w:hAnsi="Calibri"/>
+          <w:sz w:val="20"/>
+        </w:rPr>
+        <w:t>Analyze current- and future-state business processes to identify gaps, dependencies and improvement opportunities ahead of build.</w:t>
       </w:r>
     </w:p>
     <w:p>
@@ -471,7 +491,7 @@
           <w:rFonts w:ascii="Calibri" w:hAnsi="Calibri"/>
           <w:sz w:val="20"/>
         </w:rPr>
-        <w:t>Performed impact and scope analysis across supported applications and integrations, identifying systems impacts, dependencies and requirement gaps before build.</w:t>
+        <w:t>Integrated SSRS with SQL Server and Excel to automate reporting pipelines, eliminating manual reporting effort and improving data accessibility for business and IT teams.</w:t>
       </w:r>
     </w:p>
     <w:p>
@@ -499,7 +519,21 @@
           <w:rFonts w:ascii="Calibri" w:hAnsi="Calibri"/>
           <w:sz w:val="20"/>
         </w:rPr>
-        <w:t>Integrated SSRS with SQL Server and Excel to automate reporting pipelines, eliminating manual reporting effort and improving data accessibility for business and IT teams.</w:t>
+        <w:t>Validated delivered functionality against documented requirements through structured business acceptance testing at cutover.</w:t>
+      </w:r>
+    </w:p>
+    <w:p>
+      <w:pPr>
+        <w:pStyle w:val="ListBullet"/>
+        <w:spacing w:after="40" w:before="0" w:line="240" w:lineRule="auto"/>
+        <w:ind w:left="259" w:hanging="187"/>
+      </w:pPr>
+      <w:r>
+        <w:rPr>
+          <w:rFonts w:ascii="Calibri" w:hAnsi="Calibri"/>
+          <w:sz w:val="20"/>
+        </w:rPr>
+        <w:t>Performed impact and scope analysis across supported applications and integrations, identifying systems impacts, dependencies and requirement gaps before build.</w:t>
       </w:r>
     </w:p>
     <w:p>
@@ -527,26 +561,12 @@
           <w:rFonts w:ascii="Calibri" w:hAnsi="Calibri"/>
           <w:sz w:val="20"/>
         </w:rPr>
-        <w:t>Validated delivered functionality against documented requirements through structured business acceptance testing at cutover.</w:t>
-      </w:r>
-    </w:p>
-    <w:p>
-      <w:pPr>
-        <w:pStyle w:val="ListBullet"/>
-        <w:spacing w:after="40" w:before="0" w:line="240" w:lineRule="auto"/>
-        <w:ind w:left="259" w:hanging="187"/>
-      </w:pPr>
-      <w:r>
-        <w:rPr>
-          <w:rFonts w:ascii="Calibri" w:hAnsi="Calibri"/>
-          <w:sz w:val="20"/>
-        </w:rPr>
         <w:t>Conducted cost-benefit and root cause analysis in SQL, Power BI and Tableau across pharmaceutical operations, identifying inefficiencies that drove a $50M reduction in logistics costs.</w:t>
       </w:r>
     </w:p>
     <w:p>
       <w:pPr>
-        <w:spacing w:after="60" w:before="160" w:line="240" w:lineRule="auto"/>
+        <w:spacing w:after="60" w:before="140" w:line="240" w:lineRule="auto"/>
         <w:pBdr>
           <w:bottom w:val="single" w:sz="6" w:space="2" w:color="BFBFBF"/>
         </w:pBdr>
@@ -621,7 +641,7 @@
     </w:p>
     <w:sectPr>
       <w:pgSz w:w="12240" w:h="15840"/>
-      <w:pgMar w:top="720" w:right="936" w:bottom="720" w:left="936" w:header="720" w:footer="720" w:gutter="0"/>
+      <w:pgMar w:top="720" w:right="864" w:bottom="720" w:left="864" w:header="720" w:footer="720" w:gutter="0"/>
       <w:cols w:space="720"/>
       <w:docGrid w:linePitch="360"/>
     </w:sectPr>
